--- a/platform/manuals/out/2_統括委員会へのお願い_スケジュールとアプリの精査.docx
+++ b/platform/manuals/out/2_統括委員会へのお願い_スケジュールとアプリの精査.docx
@@ -591,7 +591,7 @@
                 <w:sz w:val="15"/>
                 <w:szCs w:val="15"/>
               </w:rPr>
-              <w:t xml:space="preserve">二次スクリーニング(全文)。論文PDFの入手(購読外は華井が千葉大経由で取り寄せ)</w:t>
+              <w:t xml:space="preserve">二次スクリーニング(全文)。論文PDFの入手(各担当が各自で入手。入手できないものだけ監修者に相談のうえ華井が千葉大経由で取り寄せ)</w:t>
             </w:r>
           </w:p>
         </w:tc>
@@ -3692,7 +3692,7 @@
                 <w:sz w:val="15"/>
                 <w:szCs w:val="15"/>
               </w:rPr>
-              <w:t xml:space="preserve">画面の動作(ブラウザ操作、19項目)</w:t>
+              <w:t xml:space="preserve">画面の動作(ブラウザ操作、22項目)</w:t>
             </w:r>
           </w:p>
         </w:tc>
@@ -4215,7 +4215,7 @@
                 <w:sz w:val="15"/>
                 <w:szCs w:val="15"/>
               </w:rPr>
-              <w:t xml:space="preserve">華井が千葉大経由で取り寄せ</w:t>
+              <w:t xml:space="preserve">各担当が各自で入手。入手できない論文だけ華井が千葉大経由で取り寄せ</w:t>
             </w:r>
           </w:p>
         </w:tc>
@@ -5685,7 +5685,7 @@
                 <w:sz w:val="15"/>
                 <w:szCs w:val="15"/>
               </w:rPr>
-              <w:t xml:space="preserve">成立の判定で、棄権の扱い</w:t>
+              <w:t xml:space="preserve">成立の判定で、棄権の扱い(分母は、COIで除外された委員を引いた有資格者数で、CQごとに変わる)</w:t>
             </w:r>
           </w:p>
         </w:tc>
@@ -6173,7 +6173,7 @@
                 <w:sz w:val="15"/>
                 <w:szCs w:val="15"/>
               </w:rPr>
-              <w:t xml:space="preserve">ガバペンチノイド(プレガバリン、ミロガバリン)の作業フォルダ</w:t>
+              <w:t xml:space="preserve">ガバペンチノイド(プレガバリン、ミロガバリン)の扱い</w:t>
             </w:r>
           </w:p>
         </w:tc>
@@ -6202,7 +6202,7 @@
                 <w:sz w:val="15"/>
                 <w:szCs w:val="15"/>
               </w:rPr>
-              <w:t xml:space="preserve">企画書は1項目、フォルダは2つ(CQ2-プレガバリン、CQ2-ミロガバリン)。どちらにするかを決める</w:t>
+              <w:t xml:space="preserve">SR項目(担当・謝金)は企画書どおり1項目。CQは、2023年版と同じく別CQ(CQ2-プレガバリン、CQ2-ミロガバリン)として、検索・評価・投票を分ける</w:t>
             </w:r>
           </w:p>
         </w:tc>
@@ -6231,7 +6231,7 @@
                 <w:sz w:val="15"/>
                 <w:szCs w:val="15"/>
               </w:rPr>
-              <w:t xml:space="preserve">□1項目に統合 □2つのまま</w:t>
+              <w:t xml:space="preserve">□別CQ(案) □1つのCQに統合</w:t>
             </w:r>
           </w:p>
         </w:tc>

--- a/platform/manuals/out/2_統括委員会へのお願い_スケジュールとアプリの精査.docx
+++ b/platform/manuals/out/2_統括委員会へのお願い_スケジュールとアプリの精査.docx
@@ -2981,7 +2981,7 @@
                 <w:sz w:val="15"/>
                 <w:szCs w:val="15"/>
               </w:rPr>
-              <w:t xml:space="preserve">決定記録シート、推奨作成の記録.xlsx</w:t>
+              <w:t xml:space="preserve">決定記録シート、推奨作成の記録.xlsx。2023年版の推奨作成の記録(EtD)を先に作成済み(17CQ、2023年版の体裁)</w:t>
             </w:r>
           </w:p>
         </w:tc>
@@ -6325,6 +6325,128 @@
                 <w:szCs w:val="15"/>
               </w:rPr>
               <w:t xml:space="preserve">2023年版の総論Kは「ASCOおよびESMO-EONS-EANO ガイド」で、企画書では削除。新規の節として元雄が執筆</w:t>
+            </w:r>
+          </w:p>
+        </w:tc>
+        <w:tc>
+          <w:tcPr>
+            <w:tcW w:type="dxa" w:w="1800"/>
+            <w:tcBorders>
+              <w:top w:val="single" w:color="000000" w:sz="4"/>
+              <w:left w:val="single" w:color="000000" w:sz="4"/>
+              <w:bottom w:val="single" w:color="000000" w:sz="4"/>
+              <w:right w:val="single" w:color="000000" w:sz="4"/>
+            </w:tcBorders>
+            <w:tcMar>
+              <w:top w:type="dxa" w:w="40"/>
+              <w:left w:type="dxa" w:w="80"/>
+              <w:bottom w:type="dxa" w:w="40"/>
+              <w:right w:type="dxa" w:w="80"/>
+            </w:tcMar>
+          </w:tcPr>
+          <w:p>
+            <w:r>
+              <w:rPr>
+                <w:rFonts w:ascii="Yu Gothic" w:cs="Yu Gothic" w:eastAsia="Yu Gothic" w:hAnsi="Yu Gothic"/>
+                <w:b w:val="false"/>
+                <w:bCs w:val="false"/>
+                <w:sz w:val="15"/>
+                <w:szCs w:val="15"/>
+              </w:rPr>
+              <w:t xml:space="preserve">□承認 □修正</w:t>
+            </w:r>
+          </w:p>
+        </w:tc>
+      </w:tr>
+      <w:tr>
+        <w:trPr>
+          <w:cantSplit/>
+          <w:tblHeader w:val="off"/>
+        </w:trPr>
+        <w:tc>
+          <w:tcPr>
+            <w:tcW w:type="dxa" w:w="700"/>
+            <w:tcBorders>
+              <w:top w:val="single" w:color="000000" w:sz="4"/>
+              <w:left w:val="single" w:color="000000" w:sz="4"/>
+              <w:bottom w:val="single" w:color="000000" w:sz="4"/>
+              <w:right w:val="single" w:color="000000" w:sz="4"/>
+            </w:tcBorders>
+            <w:tcMar>
+              <w:top w:type="dxa" w:w="40"/>
+              <w:left w:type="dxa" w:w="80"/>
+              <w:bottom w:type="dxa" w:w="40"/>
+              <w:right w:type="dxa" w:w="80"/>
+            </w:tcMar>
+          </w:tcPr>
+          <w:p>
+            <w:r>
+              <w:rPr>
+                <w:rFonts w:ascii="Yu Gothic" w:cs="Yu Gothic" w:eastAsia="Yu Gothic" w:hAnsi="Yu Gothic"/>
+                <w:b w:val="false"/>
+                <w:bCs w:val="false"/>
+                <w:sz w:val="15"/>
+                <w:szCs w:val="15"/>
+              </w:rPr>
+              <w:t xml:space="preserve">7a</w:t>
+            </w:r>
+          </w:p>
+        </w:tc>
+        <w:tc>
+          <w:tcPr>
+            <w:tcW w:type="dxa" w:w="3600"/>
+            <w:tcBorders>
+              <w:top w:val="single" w:color="000000" w:sz="4"/>
+              <w:left w:val="single" w:color="000000" w:sz="4"/>
+              <w:bottom w:val="single" w:color="000000" w:sz="4"/>
+              <w:right w:val="single" w:color="000000" w:sz="4"/>
+            </w:tcBorders>
+            <w:tcMar>
+              <w:top w:type="dxa" w:w="40"/>
+              <w:left w:type="dxa" w:w="80"/>
+              <w:bottom w:type="dxa" w:w="40"/>
+              <w:right w:type="dxa" w:w="80"/>
+            </w:tcMar>
+          </w:tcPr>
+          <w:p>
+            <w:r>
+              <w:rPr>
+                <w:rFonts w:ascii="Yu Gothic" w:cs="Yu Gothic" w:eastAsia="Yu Gothic" w:hAnsi="Yu Gothic"/>
+                <w:b w:val="false"/>
+                <w:bCs w:val="false"/>
+                <w:sz w:val="15"/>
+                <w:szCs w:val="15"/>
+              </w:rPr>
+              <w:t xml:space="preserve">Googleドライブ JASCC_GL の共有の権限</w:t>
+            </w:r>
+          </w:p>
+        </w:tc>
+        <w:tc>
+          <w:tcPr>
+            <w:tcW w:type="dxa" w:w="3500"/>
+            <w:tcBorders>
+              <w:top w:val="single" w:color="000000" w:sz="4"/>
+              <w:left w:val="single" w:color="000000" w:sz="4"/>
+              <w:bottom w:val="single" w:color="000000" w:sz="4"/>
+              <w:right w:val="single" w:color="000000" w:sz="4"/>
+            </w:tcBorders>
+            <w:tcMar>
+              <w:top w:type="dxa" w:w="40"/>
+              <w:left w:type="dxa" w:w="80"/>
+              <w:bottom w:type="dxa" w:w="40"/>
+              <w:right w:type="dxa" w:w="80"/>
+            </w:tcMar>
+          </w:tcPr>
+          <w:p>
+            <w:r>
+              <w:rPr>
+                <w:rFonts w:ascii="Yu Gothic" w:cs="Yu Gothic" w:eastAsia="Yu Gothic" w:hAnsi="Yu Gothic"/>
+                <w:b w:val="false"/>
+                <w:bCs w:val="false"/>
+                <w:sz w:val="15"/>
+                <w:szCs w:val="15"/>
+              </w:rPr>
+              <w:t xml:space="preserve">論文受け取りは編集者。作業ブックは担当CQのフォルダだけを担当2名に共有。承認済み企画書は閲覧者</w:t>
             </w:r>
           </w:p>
         </w:tc>

--- a/platform/manuals/out/2_統括委員会へのお願い_スケジュールとアプリの精査.docx
+++ b/platform/manuals/out/2_統括委員会へのお願い_スケジュールとアプリの精査.docx
@@ -6354,6 +6354,128 @@
                 <w:szCs w:val="15"/>
               </w:rPr>
               <w:t xml:space="preserve">□承認 □修正</w:t>
+            </w:r>
+          </w:p>
+        </w:tc>
+      </w:tr>
+      <w:tr>
+        <w:trPr>
+          <w:cantSplit/>
+          <w:tblHeader w:val="off"/>
+        </w:trPr>
+        <w:tc>
+          <w:tcPr>
+            <w:tcW w:type="dxa" w:w="700"/>
+            <w:tcBorders>
+              <w:top w:val="single" w:color="000000" w:sz="4"/>
+              <w:left w:val="single" w:color="000000" w:sz="4"/>
+              <w:bottom w:val="single" w:color="000000" w:sz="4"/>
+              <w:right w:val="single" w:color="000000" w:sz="4"/>
+            </w:tcBorders>
+            <w:tcMar>
+              <w:top w:type="dxa" w:w="40"/>
+              <w:left w:type="dxa" w:w="80"/>
+              <w:bottom w:type="dxa" w:w="40"/>
+              <w:right w:type="dxa" w:w="80"/>
+            </w:tcMar>
+          </w:tcPr>
+          <w:p>
+            <w:r>
+              <w:rPr>
+                <w:rFonts w:ascii="Yu Gothic" w:cs="Yu Gothic" w:eastAsia="Yu Gothic" w:hAnsi="Yu Gothic"/>
+                <w:b w:val="false"/>
+                <w:bCs w:val="false"/>
+                <w:sz w:val="15"/>
+                <w:szCs w:val="15"/>
+              </w:rPr>
+              <w:t xml:space="preserve">7b</w:t>
+            </w:r>
+          </w:p>
+        </w:tc>
+        <w:tc>
+          <w:tcPr>
+            <w:tcW w:type="dxa" w:w="3600"/>
+            <w:tcBorders>
+              <w:top w:val="single" w:color="000000" w:sz="4"/>
+              <w:left w:val="single" w:color="000000" w:sz="4"/>
+              <w:bottom w:val="single" w:color="000000" w:sz="4"/>
+              <w:right w:val="single" w:color="000000" w:sz="4"/>
+            </w:tcBorders>
+            <w:tcMar>
+              <w:top w:type="dxa" w:w="40"/>
+              <w:left w:type="dxa" w:w="80"/>
+              <w:bottom w:type="dxa" w:w="40"/>
+              <w:right w:type="dxa" w:w="80"/>
+            </w:tcMar>
+          </w:tcPr>
+          <w:p>
+            <w:r>
+              <w:rPr>
+                <w:rFonts w:ascii="Yu Gothic" w:cs="Yu Gothic" w:eastAsia="Yu Gothic" w:hAnsi="Yu Gothic"/>
+                <w:b w:val="false"/>
+                <w:bCs w:val="false"/>
+                <w:sz w:val="15"/>
+                <w:szCs w:val="15"/>
+              </w:rPr>
+              <w:t xml:space="preserve">2028年版のEtDの様式</w:t>
+            </w:r>
+          </w:p>
+        </w:tc>
+        <w:tc>
+          <w:tcPr>
+            <w:tcW w:type="dxa" w:w="3500"/>
+            <w:tcBorders>
+              <w:top w:val="single" w:color="000000" w:sz="4"/>
+              <w:left w:val="single" w:color="000000" w:sz="4"/>
+              <w:bottom w:val="single" w:color="000000" w:sz="4"/>
+              <w:right w:val="single" w:color="000000" w:sz="4"/>
+            </w:tcBorders>
+            <w:tcMar>
+              <w:top w:type="dxa" w:w="40"/>
+              <w:left w:type="dxa" w:w="80"/>
+              <w:bottom w:type="dxa" w:w="40"/>
+              <w:right w:type="dxa" w:w="80"/>
+            </w:tcMar>
+          </w:tcPr>
+          <w:p>
+            <w:r>
+              <w:rPr>
+                <w:rFonts w:ascii="Yu Gothic" w:cs="Yu Gothic" w:eastAsia="Yu Gothic" w:hAnsi="Yu Gothic"/>
+                <w:b w:val="false"/>
+                <w:bCs w:val="false"/>
+                <w:sz w:val="15"/>
+                <w:szCs w:val="15"/>
+              </w:rPr>
+              <w:t xml:space="preserve">2023年版の4項目の様式案(基準)と、提供された11基準(GRADE EtD)の下書き(参考)がある。どちらで作るか</w:t>
+            </w:r>
+          </w:p>
+        </w:tc>
+        <w:tc>
+          <w:tcPr>
+            <w:tcW w:type="dxa" w:w="1800"/>
+            <w:tcBorders>
+              <w:top w:val="single" w:color="000000" w:sz="4"/>
+              <w:left w:val="single" w:color="000000" w:sz="4"/>
+              <w:bottom w:val="single" w:color="000000" w:sz="4"/>
+              <w:right w:val="single" w:color="000000" w:sz="4"/>
+            </w:tcBorders>
+            <w:tcMar>
+              <w:top w:type="dxa" w:w="40"/>
+              <w:left w:type="dxa" w:w="80"/>
+              <w:bottom w:type="dxa" w:w="40"/>
+              <w:right w:type="dxa" w:w="80"/>
+            </w:tcMar>
+          </w:tcPr>
+          <w:p>
+            <w:r>
+              <w:rPr>
+                <w:rFonts w:ascii="Yu Gothic" w:cs="Yu Gothic" w:eastAsia="Yu Gothic" w:hAnsi="Yu Gothic"/>
+                <w:b w:val="false"/>
+                <w:bCs w:val="false"/>
+                <w:sz w:val="15"/>
+                <w:szCs w:val="15"/>
+              </w:rPr>
+              <w:t xml:space="preserve">□4項目 □11基準</w:t>
             </w:r>
           </w:p>
         </w:tc>
